--- a/Austin_Agu_CV.docx
+++ b/Austin_Agu_CV.docx
@@ -1,6 +1,6 @@
 
 <file path=word/document.xml><?xml version="1.0" encoding="utf-8"?>
-<w:document xmlns:wpc="http://schemas.microsoft.com/office/word/2010/wordprocessingCanvas" xmlns:cx="http://schemas.microsoft.com/office/drawing/2014/chartex" xmlns:cx1="http://schemas.microsoft.com/office/drawing/2015/9/8/chartex" xmlns:cx2="http://schemas.microsoft.com/office/drawing/2015/10/21/chartex" xmlns:cx3="http://schemas.microsoft.com/office/drawing/2016/5/9/chartex" xmlns:cx4="http://schemas.microsoft.com/office/drawing/2016/5/10/chartex" xmlns:cx5="http://schemas.microsoft.com/office/drawing/2016/5/11/chartex" xmlns:cx6="http://schemas.microsoft.com/office/drawing/2016/5/12/chartex" xmlns:cx7="http://schemas.microsoft.com/office/drawing/2016/5/13/chartex" xmlns:cx8="http://schemas.microsoft.com/office/drawing/2016/5/14/chartex" xmlns:mc="http://schemas.openxmlformats.org/markup-compatibility/2006" xmlns:aink="http://schemas.microsoft.com/office/drawing/2016/ink" xmlns:am3d="http://schemas.microsoft.com/office/drawing/2017/model3d" xmlns:o="urn:schemas-microsoft-com:office:office" xmlns:oel="http://schemas.microsoft.com/office/2019/extlst" xmlns:r="http://schemas.openxmlformats.org/officeDocument/2006/relationships" xmlns:m="http://schemas.openxmlformats.org/officeDocument/2006/math" xmlns:v="urn:schemas-microsoft-com:vml" xmlns:wp14="http://schemas.microsoft.com/office/word/2010/wordprocessingDrawing" xmlns:wp="http://schemas.openxmlformats.org/drawingml/2006/wordprocessingDrawing" xmlns:w10="urn:schemas-microsoft-com:office:word" xmlns:w="http://schemas.openxmlformats.org/wordprocessingml/2006/main" xmlns:w14="http://schemas.microsoft.com/office/word/2010/wordml" xmlns:w15="http://schemas.microsoft.com/office/word/2012/wordml" xmlns:w16cex="http://schemas.microsoft.com/office/word/2018/wordml/cex" xmlns:w16cid="http://schemas.microsoft.com/office/word/2016/wordml/cid" xmlns:w16="http://schemas.microsoft.com/office/word/2018/wordml" xmlns:w16du="http://schemas.microsoft.com/office/word/2023/wordml/word16du" xmlns:w16sdtdh="http://schemas.microsoft.com/office/word/2020/wordml/sdtdatahash" xmlns:w16se="http://schemas.microsoft.com/office/word/2015/wordml/symex" xmlns:wpg="http://schemas.microsoft.com/office/word/2010/wordprocessingGroup" xmlns:wpi="http://schemas.microsoft.com/office/word/2010/wordprocessingInk" xmlns:wne="http://schemas.microsoft.com/office/word/2006/wordml" xmlns:wps="http://schemas.microsoft.com/office/word/2010/wordprocessingShape" mc:Ignorable="w14 w15 w16se w16cid w16 w16cex w16sdtdh w16du wp14">
+<w:document xmlns:wpc="http://schemas.microsoft.com/office/word/2010/wordprocessingCanvas" xmlns:cx="http://schemas.microsoft.com/office/drawing/2014/chartex" xmlns:cx1="http://schemas.microsoft.com/office/drawing/2015/9/8/chartex" xmlns:cx2="http://schemas.microsoft.com/office/drawing/2015/10/21/chartex" xmlns:cx3="http://schemas.microsoft.com/office/drawing/2016/5/9/chartex" xmlns:cx4="http://schemas.microsoft.com/office/drawing/2016/5/10/chartex" xmlns:cx5="http://schemas.microsoft.com/office/drawing/2016/5/11/chartex" xmlns:cx6="http://schemas.microsoft.com/office/drawing/2016/5/12/chartex" xmlns:cx7="http://schemas.microsoft.com/office/drawing/2016/5/13/chartex" xmlns:cx8="http://schemas.microsoft.com/office/drawing/2016/5/14/chartex" xmlns:mc="http://schemas.openxmlformats.org/markup-compatibility/2006" xmlns:aink="http://schemas.microsoft.com/office/drawing/2016/ink" xmlns:am3d="http://schemas.microsoft.com/office/drawing/2017/model3d" xmlns:o="urn:schemas-microsoft-com:office:office" xmlns:oel="http://schemas.microsoft.com/office/2019/extlst" xmlns:r="http://schemas.openxmlformats.org/officeDocument/2006/relationships" xmlns:m="http://schemas.openxmlformats.org/officeDocument/2006/math" xmlns:v="urn:schemas-microsoft-com:vml" xmlns:wp14="http://schemas.microsoft.com/office/word/2010/wordprocessingDrawing" xmlns:wp="http://schemas.openxmlformats.org/drawingml/2006/wordprocessingDrawing" xmlns:w10="urn:schemas-microsoft-com:office:word" xmlns:w="http://schemas.openxmlformats.org/wordprocessingml/2006/main" xmlns:w14="http://schemas.microsoft.com/office/word/2010/wordml" xmlns:w15="http://schemas.microsoft.com/office/word/2012/wordml" xmlns:w16cex="http://schemas.microsoft.com/office/word/2018/wordml/cex" xmlns:w16cid="http://schemas.microsoft.com/office/word/2016/wordml/cid" xmlns:w16="http://schemas.microsoft.com/office/word/2018/wordml" xmlns:w16du="http://schemas.microsoft.com/office/word/2023/wordml/word16du" xmlns:w16sdtdh="http://schemas.microsoft.com/office/word/2020/wordml/sdtdatahash" xmlns:w16sdtfl="http://schemas.microsoft.com/office/word/2024/wordml/sdtformatlock" xmlns:w16se="http://schemas.microsoft.com/office/word/2015/wordml/symex" xmlns:wpg="http://schemas.microsoft.com/office/word/2010/wordprocessingGroup" xmlns:wpi="http://schemas.microsoft.com/office/word/2010/wordprocessingInk" xmlns:wne="http://schemas.microsoft.com/office/word/2006/wordml" xmlns:wps="http://schemas.microsoft.com/office/word/2010/wordprocessingShape" mc:Ignorable="w14 w15 w16se w16cid w16 w16cex w16sdtdh w16sdtfl w16du wp14">
   <w:body>
     <w:p>
       <w:pPr>
@@ -20,137 +20,254 @@
     <w:p>
       <w:pPr>
         <w:jc w:val="center"/>
-      </w:pPr>
-      <w:r>
-        <w:rPr>
+        <w:rPr>
+          <w:b/>
+          <w:bCs/>
+          <w:color w:val="auto"/>
+          <w:sz w:val="24"/>
+          <w:szCs w:val="24"/>
+        </w:rPr>
+      </w:pPr>
+      <w:r>
+        <w:rPr>
+          <w:b/>
+          <w:bCs/>
           <w:i/>
           <w:iCs/>
-          <w:color w:val="1A7A7A"/>
-          <w:sz w:val="21"/>
-          <w:szCs w:val="21"/>
+          <w:color w:val="auto"/>
+          <w:sz w:val="24"/>
+          <w:szCs w:val="24"/>
         </w:rPr>
         <w:t xml:space="preserve">Data </w:t>
       </w:r>
       <w:r>
         <w:rPr>
+          <w:b/>
+          <w:bCs/>
           <w:i/>
           <w:iCs/>
-          <w:color w:val="1A7A7A"/>
-          <w:sz w:val="21"/>
-          <w:szCs w:val="21"/>
+          <w:color w:val="auto"/>
+          <w:sz w:val="24"/>
+          <w:szCs w:val="24"/>
         </w:rPr>
         <w:t>Analyst •</w:t>
       </w:r>
       <w:r>
         <w:rPr>
+          <w:b/>
+          <w:bCs/>
           <w:i/>
           <w:iCs/>
-          <w:color w:val="1A7A7A"/>
-          <w:sz w:val="21"/>
-          <w:szCs w:val="21"/>
+          <w:color w:val="auto"/>
+          <w:sz w:val="24"/>
+          <w:szCs w:val="24"/>
         </w:rPr>
         <w:t xml:space="preserve"> Virtual Assistant • Technical Support Specialist</w:t>
       </w:r>
+      <w:r>
+        <w:rPr>
+          <w:b/>
+          <w:bCs/>
+          <w:i/>
+          <w:iCs/>
+          <w:color w:val="auto"/>
+          <w:sz w:val="24"/>
+          <w:szCs w:val="24"/>
+        </w:rPr>
+        <w:t xml:space="preserve"> </w:t>
+      </w:r>
+      <w:r>
+        <w:rPr>
+          <w:b/>
+          <w:bCs/>
+          <w:i/>
+          <w:iCs/>
+          <w:color w:val="auto"/>
+          <w:sz w:val="24"/>
+          <w:szCs w:val="24"/>
+        </w:rPr>
+        <w:t xml:space="preserve">• </w:t>
+      </w:r>
+      <w:r>
+        <w:rPr>
+          <w:b/>
+          <w:bCs/>
+          <w:i/>
+          <w:iCs/>
+          <w:color w:val="auto"/>
+          <w:sz w:val="24"/>
+          <w:szCs w:val="24"/>
+        </w:rPr>
+        <w:t>Data Entry Clerk</w:t>
+      </w:r>
     </w:p>
     <w:p>
       <w:pPr>
         <w:spacing w:after="80"/>
-      </w:pPr>
+        <w:rPr>
+          <w:color w:val="auto"/>
+        </w:rPr>
+      </w:pPr>
+      <w:r>
+        <w:rPr>
+          <w:color w:val="auto"/>
+        </w:rPr>
+        <w:tab/>
+      </w:r>
+      <w:r>
+        <w:rPr>
+          <w:color w:val="auto"/>
+        </w:rPr>
+        <w:tab/>
+      </w:r>
+      <w:r>
+        <w:rPr>
+          <w:color w:val="auto"/>
+        </w:rPr>
+        <w:tab/>
+      </w:r>
     </w:p>
     <w:p>
       <w:pPr>
         <w:jc w:val="center"/>
-      </w:pPr>
-      <w:r>
-        <w:rPr>
-          <w:color w:val="888888"/>
-          <w:sz w:val="19"/>
-          <w:szCs w:val="19"/>
-        </w:rPr>
-        <w:t>7 Mtn Mast Street</w:t>
-      </w:r>
-      <w:r>
-        <w:rPr>
-          <w:color w:val="888888"/>
-          <w:sz w:val="19"/>
-          <w:szCs w:val="19"/>
-        </w:rPr>
-        <w:t xml:space="preserve">, </w:t>
-      </w:r>
-      <w:r>
-        <w:rPr>
-          <w:color w:val="888888"/>
-          <w:sz w:val="19"/>
-          <w:szCs w:val="19"/>
+        <w:rPr>
+          <w:color w:val="auto"/>
+        </w:rPr>
+      </w:pPr>
+      <w:r>
+        <w:rPr>
+          <w:color w:val="auto"/>
+        </w:rPr>
+        <w:t xml:space="preserve">7 Mtn Mast, </w:t>
+      </w:r>
+      <w:r>
+        <w:rPr>
+          <w:color w:val="auto"/>
         </w:rPr>
         <w:t>Delta</w:t>
       </w:r>
       <w:r>
         <w:rPr>
-          <w:color w:val="888888"/>
-          <w:sz w:val="19"/>
-          <w:szCs w:val="19"/>
+          <w:color w:val="auto"/>
         </w:rPr>
         <w:t xml:space="preserve"> State, </w:t>
       </w:r>
       <w:r>
         <w:rPr>
-          <w:color w:val="888888"/>
-          <w:sz w:val="19"/>
-          <w:szCs w:val="19"/>
-        </w:rPr>
-        <w:t>Nigeria •</w:t>
-      </w:r>
-      <w:r>
-        <w:rPr>
-          <w:color w:val="888888"/>
-          <w:sz w:val="19"/>
-          <w:szCs w:val="19"/>
-        </w:rPr>
-        <w:t xml:space="preserve"> </w:t>
-      </w:r>
-      <w:r>
-        <w:rPr>
-          <w:color w:val="888888"/>
-          <w:sz w:val="19"/>
-          <w:szCs w:val="19"/>
-        </w:rPr>
-        <w:t xml:space="preserve">austineleo0@email.com • LinkedIn: </w:t>
+          <w:color w:val="auto"/>
+        </w:rPr>
+        <w:t>Nigeria</w:t>
+      </w:r>
+      <w:r>
+        <w:rPr>
+          <w:color w:val="auto"/>
+        </w:rPr>
+        <w:t xml:space="preserve"> | </w:t>
+      </w:r>
+      <w:r>
+        <w:rPr>
+          <w:b/>
+          <w:bCs/>
+          <w:color w:val="auto"/>
+        </w:rPr>
+        <w:t>Email</w:t>
+      </w:r>
+      <w:r>
+        <w:rPr>
+          <w:color w:val="auto"/>
+        </w:rPr>
+        <w:t xml:space="preserve">: </w:t>
       </w:r>
       <w:hyperlink r:id="rId5" w:history="1">
         <w:r>
           <w:rPr>
             <w:rStyle w:val="Hyperlink"/>
-            <w:sz w:val="19"/>
-            <w:szCs w:val="19"/>
+            <w:u w:val="none"/>
           </w:rPr>
-          <w:t>https://www.</w:t>
+          <w:t>aauggie27@email.com</w:t>
         </w:r>
+      </w:hyperlink>
+      <w:r>
+        <w:rPr>
+          <w:color w:val="auto"/>
+        </w:rPr>
+        <w:t xml:space="preserve"> | </w:t>
+      </w:r>
+      <w:r>
+        <w:rPr>
+          <w:b/>
+          <w:bCs/>
+          <w:color w:val="auto"/>
+        </w:rPr>
+        <w:t>LinkedIn</w:t>
+      </w:r>
+      <w:r>
+        <w:rPr>
+          <w:color w:val="auto"/>
+        </w:rPr>
+        <w:t xml:space="preserve">: </w:t>
+      </w:r>
+      <w:hyperlink r:id="rId6" w:history="1">
         <w:r>
           <w:rPr>
             <w:rStyle w:val="Hyperlink"/>
-            <w:sz w:val="19"/>
-            <w:szCs w:val="19"/>
+            <w:color w:val="0070C0"/>
+            <w:u w:val="none"/>
           </w:rPr>
-          <w:t>l</w:t>
+          <w:t>https://www.linkedin.com/in/chikezie-agu-32a39b246</w:t>
         </w:r>
+      </w:hyperlink>
+      <w:r>
+        <w:rPr>
+          <w:rStyle w:val="Hyperlink"/>
+          <w:color w:val="auto"/>
+          <w:u w:val="none"/>
+        </w:rPr>
+        <w:t xml:space="preserve"> | </w:t>
+      </w:r>
+      <w:r>
+        <w:rPr>
+          <w:rStyle w:val="Hyperlink"/>
+          <w:b/>
+          <w:bCs/>
+          <w:color w:val="auto"/>
+          <w:u w:val="none"/>
+        </w:rPr>
+        <w:t>Portfolio</w:t>
+      </w:r>
+      <w:r>
+        <w:rPr>
+          <w:rStyle w:val="Hyperlink"/>
+          <w:color w:val="auto"/>
+          <w:u w:val="none"/>
+        </w:rPr>
+        <w:t>:</w:t>
+      </w:r>
+      <w:r>
+        <w:rPr>
+          <w:rStyle w:val="Hyperlink"/>
+          <w:color w:val="0070C0"/>
+          <w:u w:val="none"/>
+        </w:rPr>
+        <w:t xml:space="preserve"> </w:t>
+      </w:r>
+      <w:hyperlink r:id="rId7" w:history="1">
         <w:r>
           <w:rPr>
             <w:rStyle w:val="Hyperlink"/>
-            <w:sz w:val="19"/>
-            <w:szCs w:val="19"/>
+            <w:color w:val="0070C0"/>
+            <w:u w:val="none"/>
           </w:rPr>
-          <w:t>inkedin.com/in/chikezie-agu-</w:t>
-        </w:r>
-        <w:r>
-          <w:rPr>
-            <w:rStyle w:val="Hyperlink"/>
-            <w:sz w:val="19"/>
-            <w:szCs w:val="19"/>
-          </w:rPr>
-          <w:t>32a39b246</w:t>
+          <w:t>https://augustine-27.github.io/austin-portfolio/</w:t>
         </w:r>
       </w:hyperlink>
+      <w:r>
+        <w:rPr>
+          <w:rStyle w:val="Hyperlink"/>
+          <w:color w:val="auto"/>
+        </w:rPr>
+        <w:t xml:space="preserve"> </w:t>
+      </w:r>
     </w:p>
     <w:p>
       <w:pPr>
@@ -158,6 +275,9 @@
           <w:bottom w:val="single" w:sz="8" w:space="1" w:color="1B3A6B"/>
         </w:pBdr>
         <w:spacing w:before="40" w:after="120"/>
+        <w:rPr>
+          <w:color w:val="auto"/>
+        </w:rPr>
       </w:pPr>
     </w:p>
     <w:p>
@@ -166,14 +286,19 @@
           <w:bottom w:val="single" w:sz="6" w:space="1" w:color="1A7A7A"/>
         </w:pBdr>
         <w:spacing w:before="240"/>
-      </w:pPr>
-      <w:r>
-        <w:rPr>
-          <w:b/>
-          <w:bCs/>
-          <w:color w:val="1B3A6B"/>
-          <w:sz w:val="22"/>
-          <w:szCs w:val="22"/>
+        <w:rPr>
+          <w:color w:val="auto"/>
+          <w:sz w:val="24"/>
+          <w:szCs w:val="24"/>
+        </w:rPr>
+      </w:pPr>
+      <w:r>
+        <w:rPr>
+          <w:b/>
+          <w:bCs/>
+          <w:color w:val="auto"/>
+          <w:sz w:val="24"/>
+          <w:szCs w:val="24"/>
         </w:rPr>
         <w:t>PROFESSIONAL SUMMARY</w:t>
       </w:r>
@@ -181,13 +306,26 @@
     <w:p>
       <w:pPr>
         <w:spacing w:after="80"/>
+        <w:rPr>
+          <w:color w:val="auto"/>
+        </w:rPr>
       </w:pPr>
     </w:p>
     <w:p>
       <w:pPr>
         <w:spacing w:before="60" w:after="80"/>
-      </w:pPr>
-      <w:r>
+        <w:rPr>
+          <w:color w:val="auto"/>
+          <w:sz w:val="22"/>
+          <w:szCs w:val="22"/>
+        </w:rPr>
+      </w:pPr>
+      <w:r>
+        <w:rPr>
+          <w:color w:val="auto"/>
+          <w:sz w:val="22"/>
+          <w:szCs w:val="22"/>
+        </w:rPr>
         <w:t>Results-driven Data Analytics professional and Virtual Assistant with hands-on experience producing executive-level healthcare performance reports, Excel-based data modelling, and end-to-end administrative support. Proven ability to translate complex multi-branch datasets into clear, narrative-driven insights for senior management. Combines a B.Sc. in Applied Statistics with practical skills in Microsoft Excel, Word, Python, and Django to deliver analytical and operational value in both remote and on-site environments. Actively building full-stack development expertise to support data-driven web application projects.</w:t>
       </w:r>
     </w:p>
@@ -197,13 +335,17 @@
           <w:bottom w:val="single" w:sz="6" w:space="1" w:color="1A7A7A"/>
         </w:pBdr>
         <w:spacing w:before="240"/>
-      </w:pPr>
-      <w:r>
-        <w:rPr>
-          <w:b/>
-          <w:bCs/>
-          <w:color w:val="1B3A6B"/>
-          <w:sz w:val="22"/>
+        <w:rPr>
+          <w:color w:val="auto"/>
+          <w:sz w:val="24"/>
+        </w:rPr>
+      </w:pPr>
+      <w:r>
+        <w:rPr>
+          <w:b/>
+          <w:bCs/>
+          <w:color w:val="auto"/>
+          <w:sz w:val="24"/>
           <w:szCs w:val="22"/>
         </w:rPr>
         <w:t>CORE COMPETENCIES</w:t>
@@ -212,6 +354,9 @@
     <w:p>
       <w:pPr>
         <w:spacing w:after="80"/>
+        <w:rPr>
+          <w:color w:val="auto"/>
+        </w:rPr>
       </w:pPr>
     </w:p>
     <w:p>
@@ -220,11 +365,23 @@
           <w:tab w:val="left" w:pos="4680"/>
         </w:tabs>
         <w:spacing w:after="60"/>
-      </w:pPr>
-      <w:r>
+        <w:rPr>
+          <w:color w:val="auto"/>
+          <w:sz w:val="22"/>
+        </w:rPr>
+      </w:pPr>
+      <w:r>
+        <w:rPr>
+          <w:color w:val="auto"/>
+          <w:sz w:val="22"/>
+        </w:rPr>
         <w:t>• Healthcare Data Reporting &amp; Analysis</w:t>
       </w:r>
       <w:r>
+        <w:rPr>
+          <w:color w:val="auto"/>
+          <w:sz w:val="22"/>
+        </w:rPr>
         <w:tab/>
         <w:t>• Calendar &amp; Email Management</w:t>
       </w:r>
@@ -235,11 +392,23 @@
           <w:tab w:val="left" w:pos="4680"/>
         </w:tabs>
         <w:spacing w:after="60"/>
-      </w:pPr>
-      <w:r>
+        <w:rPr>
+          <w:color w:val="auto"/>
+          <w:sz w:val="22"/>
+        </w:rPr>
+      </w:pPr>
+      <w:r>
+        <w:rPr>
+          <w:color w:val="auto"/>
+          <w:sz w:val="22"/>
+        </w:rPr>
         <w:t>• Excel Modelling (SUMIFS, PivotTables, Charts)</w:t>
       </w:r>
       <w:r>
+        <w:rPr>
+          <w:color w:val="auto"/>
+          <w:sz w:val="22"/>
+        </w:rPr>
         <w:tab/>
         <w:t>• Document Preparation &amp; Formatting</w:t>
       </w:r>
@@ -250,11 +419,23 @@
           <w:tab w:val="left" w:pos="4680"/>
         </w:tabs>
         <w:spacing w:after="60"/>
-      </w:pPr>
-      <w:r>
+        <w:rPr>
+          <w:color w:val="auto"/>
+          <w:sz w:val="22"/>
+        </w:rPr>
+      </w:pPr>
+      <w:r>
+        <w:rPr>
+          <w:color w:val="auto"/>
+          <w:sz w:val="22"/>
+        </w:rPr>
         <w:t>• YoY / YTD / Trailing Period Comparisons</w:t>
       </w:r>
       <w:r>
+        <w:rPr>
+          <w:color w:val="auto"/>
+          <w:sz w:val="22"/>
+        </w:rPr>
         <w:tab/>
         <w:t>• Administrative Support &amp; Coordination</w:t>
       </w:r>
@@ -265,11 +446,23 @@
           <w:tab w:val="left" w:pos="4680"/>
         </w:tabs>
         <w:spacing w:after="60"/>
-      </w:pPr>
-      <w:r>
+        <w:rPr>
+          <w:color w:val="auto"/>
+          <w:sz w:val="22"/>
+        </w:rPr>
+      </w:pPr>
+      <w:r>
+        <w:rPr>
+          <w:color w:val="auto"/>
+          <w:sz w:val="22"/>
+        </w:rPr>
         <w:t>• Executive Narrative Report Writing</w:t>
       </w:r>
       <w:r>
+        <w:rPr>
+          <w:color w:val="auto"/>
+          <w:sz w:val="22"/>
+        </w:rPr>
         <w:tab/>
         <w:t>• Customer &amp; Technical Support</w:t>
       </w:r>
@@ -280,11 +473,23 @@
           <w:tab w:val="left" w:pos="4680"/>
         </w:tabs>
         <w:spacing w:after="60"/>
-      </w:pPr>
-      <w:r>
+        <w:rPr>
+          <w:color w:val="auto"/>
+          <w:sz w:val="22"/>
+        </w:rPr>
+      </w:pPr>
+      <w:r>
+        <w:rPr>
+          <w:color w:val="auto"/>
+          <w:sz w:val="22"/>
+        </w:rPr>
         <w:t>• Branch Performance Benchmarking</w:t>
       </w:r>
       <w:r>
+        <w:rPr>
+          <w:color w:val="auto"/>
+          <w:sz w:val="22"/>
+        </w:rPr>
         <w:tab/>
         <w:t>• Research &amp; Data Entry</w:t>
       </w:r>
@@ -295,11 +500,23 @@
           <w:tab w:val="left" w:pos="4680"/>
         </w:tabs>
         <w:spacing w:after="60"/>
-      </w:pPr>
-      <w:r>
+        <w:rPr>
+          <w:color w:val="auto"/>
+          <w:sz w:val="22"/>
+        </w:rPr>
+      </w:pPr>
+      <w:r>
+        <w:rPr>
+          <w:color w:val="auto"/>
+          <w:sz w:val="22"/>
+        </w:rPr>
         <w:t>• Python (Basic) / Django (Learning)</w:t>
       </w:r>
       <w:r>
+        <w:rPr>
+          <w:color w:val="auto"/>
+          <w:sz w:val="22"/>
+        </w:rPr>
         <w:tab/>
         <w:t>• Microsoft Office Suite (Word, Excel)</w:t>
       </w:r>
@@ -310,13 +527,17 @@
           <w:bottom w:val="single" w:sz="6" w:space="1" w:color="1A7A7A"/>
         </w:pBdr>
         <w:spacing w:before="240"/>
-      </w:pPr>
-      <w:r>
-        <w:rPr>
-          <w:b/>
-          <w:bCs/>
-          <w:color w:val="1B3A6B"/>
-          <w:sz w:val="22"/>
+        <w:rPr>
+          <w:color w:val="auto"/>
+          <w:sz w:val="24"/>
+        </w:rPr>
+      </w:pPr>
+      <w:r>
+        <w:rPr>
+          <w:b/>
+          <w:bCs/>
+          <w:color w:val="auto"/>
+          <w:sz w:val="24"/>
           <w:szCs w:val="22"/>
         </w:rPr>
         <w:t>PROFESSIONAL EXPERIENCE</w:t>
@@ -328,57 +549,55 @@
           <w:tab w:val="right" w:pos="9360"/>
         </w:tabs>
         <w:spacing w:before="180" w:after="40"/>
-      </w:pPr>
-      <w:r>
-        <w:rPr>
-          <w:b/>
-          <w:bCs/>
-          <w:color w:val="1A7A7A"/>
-          <w:sz w:val="22"/>
-          <w:szCs w:val="22"/>
-        </w:rPr>
-        <w:t xml:space="preserve">Data Analytics </w:t>
-      </w:r>
-      <w:r>
-        <w:rPr>
-          <w:b/>
-          <w:bCs/>
-          <w:color w:val="1A7A7A"/>
-          <w:sz w:val="22"/>
-          <w:szCs w:val="22"/>
-        </w:rPr>
-        <w:t>Intern</w:t>
-      </w:r>
-      <w:r>
-        <w:rPr>
-          <w:b/>
-          <w:bCs/>
-          <w:color w:val="888888"/>
-        </w:rPr>
-        <w:t xml:space="preserve"> | Lily</w:t>
-      </w:r>
-      <w:r>
-        <w:rPr>
-          <w:b/>
-          <w:bCs/>
-        </w:rPr>
-        <w:t xml:space="preserve"> Hospital</w:t>
-      </w:r>
-      <w:r>
-        <w:rPr>
-          <w:b/>
-          <w:bCs/>
+        <w:rPr>
+          <w:color w:val="auto"/>
+        </w:rPr>
+      </w:pPr>
+      <w:r>
+        <w:rPr>
+          <w:b/>
+          <w:bCs/>
+          <w:color w:val="auto"/>
+          <w:sz w:val="22"/>
+          <w:szCs w:val="22"/>
+        </w:rPr>
+        <w:t>Data Analytics</w:t>
+      </w:r>
+      <w:r>
+        <w:rPr>
+          <w:b/>
+          <w:bCs/>
+          <w:color w:val="auto"/>
+        </w:rPr>
+        <w:t xml:space="preserve"> </w:t>
+      </w:r>
+      <w:r>
+        <w:rPr>
+          <w:b/>
+          <w:bCs/>
+          <w:color w:val="auto"/>
+        </w:rPr>
+        <w:t>| Lily Hospital</w:t>
+      </w:r>
+      <w:r>
+        <w:rPr>
+          <w:b/>
+          <w:bCs/>
+          <w:color w:val="auto"/>
         </w:rPr>
         <w:t xml:space="preserve"> Ltd, Warri</w:t>
       </w:r>
       <w:r>
+        <w:rPr>
+          <w:color w:val="auto"/>
+        </w:rPr>
         <w:tab/>
       </w:r>
       <w:r>
         <w:rPr>
           <w:i/>
           <w:iCs/>
-          <w:color w:val="888888"/>
+          <w:color w:val="auto"/>
           <w:sz w:val="18"/>
           <w:szCs w:val="18"/>
         </w:rPr>
@@ -388,7 +607,7 @@
         <w:rPr>
           <w:i/>
           <w:iCs/>
-          <w:color w:val="888888"/>
+          <w:color w:val="auto"/>
           <w:sz w:val="18"/>
           <w:szCs w:val="18"/>
         </w:rPr>
@@ -398,7 +617,7 @@
         <w:rPr>
           <w:i/>
           <w:iCs/>
-          <w:color w:val="888888"/>
+          <w:color w:val="auto"/>
           <w:sz w:val="18"/>
           <w:szCs w:val="18"/>
         </w:rPr>
@@ -413,8 +632,16 @@
           <w:numId w:val="2"/>
         </w:numPr>
         <w:spacing w:after="60"/>
-      </w:pPr>
-      <w:r>
+        <w:rPr>
+          <w:color w:val="auto"/>
+          <w:sz w:val="22"/>
+        </w:rPr>
+      </w:pPr>
+      <w:r>
+        <w:rPr>
+          <w:color w:val="auto"/>
+          <w:sz w:val="22"/>
+        </w:rPr>
         <w:t>Produce recurring multi-branch healthcare performance reports covering outpatient, diagnostic, pharmacy, and inpatient metrics across 7+ branches, including Ughelli and Port Harcourt.</w:t>
       </w:r>
     </w:p>
@@ -426,8 +653,16 @@
           <w:numId w:val="2"/>
         </w:numPr>
         <w:spacing w:after="60"/>
-      </w:pPr>
-      <w:r>
+        <w:rPr>
+          <w:color w:val="auto"/>
+          <w:sz w:val="22"/>
+        </w:rPr>
+      </w:pPr>
+      <w:r>
+        <w:rPr>
+          <w:color w:val="auto"/>
+          <w:sz w:val="22"/>
+        </w:rPr>
         <w:t>Conduct Year-on-Year (YoY), Year-to-Date (YTD), and trailing 6-month/12-month period comparisons to identify performance trends and acceleration patterns.</w:t>
       </w:r>
     </w:p>
@@ -439,8 +674,16 @@
           <w:numId w:val="2"/>
         </w:numPr>
         <w:spacing w:after="60"/>
-      </w:pPr>
-      <w:r>
+        <w:rPr>
+          <w:color w:val="auto"/>
+          <w:sz w:val="22"/>
+        </w:rPr>
+      </w:pPr>
+      <w:r>
+        <w:rPr>
+          <w:color w:val="auto"/>
+          <w:sz w:val="22"/>
+        </w:rPr>
         <w:t>Build Excel models using SUMIFS, variance analysis, and growth rate formulas to compare branch-level data across multiple reporting periods.</w:t>
       </w:r>
     </w:p>
@@ -452,8 +695,16 @@
           <w:numId w:val="2"/>
         </w:numPr>
         <w:spacing w:after="60"/>
-      </w:pPr>
-      <w:r>
+        <w:rPr>
+          <w:color w:val="auto"/>
+          <w:sz w:val="22"/>
+        </w:rPr>
+      </w:pPr>
+      <w:r>
+        <w:rPr>
+          <w:color w:val="auto"/>
+          <w:sz w:val="22"/>
+        </w:rPr>
         <w:t>Author executive-level narrative reports in Microsoft Word, translating raw datasets into causally-linked prose analysis for senior management and operations leadership.</w:t>
       </w:r>
     </w:p>
@@ -465,8 +716,16 @@
           <w:numId w:val="2"/>
         </w:numPr>
         <w:spacing w:after="60"/>
-      </w:pPr>
-      <w:r>
+        <w:rPr>
+          <w:color w:val="auto"/>
+          <w:sz w:val="22"/>
+        </w:rPr>
+      </w:pPr>
+      <w:r>
+        <w:rPr>
+          <w:color w:val="auto"/>
+          <w:sz w:val="22"/>
+        </w:rPr>
         <w:t>Identify underperformance patterns across branches and surface actionable operational insights aligned with business goals.</w:t>
       </w:r>
     </w:p>
@@ -478,8 +737,16 @@
           <w:numId w:val="2"/>
         </w:numPr>
         <w:spacing w:after="60"/>
-      </w:pPr>
-      <w:r>
+        <w:rPr>
+          <w:color w:val="auto"/>
+          <w:sz w:val="22"/>
+        </w:rPr>
+      </w:pPr>
+      <w:r>
+        <w:rPr>
+          <w:color w:val="auto"/>
+          <w:sz w:val="22"/>
+        </w:rPr>
         <w:t>Maintain consistent reporting standards across all branches, ensuring complete clinical metric coverage and data integrity.</w:t>
       </w:r>
     </w:p>
@@ -491,14 +758,25 @@
           <w:numId w:val="2"/>
         </w:numPr>
         <w:spacing w:after="60"/>
-      </w:pPr>
-      <w:r>
+        <w:rPr>
+          <w:color w:val="auto"/>
+          <w:sz w:val="22"/>
+        </w:rPr>
+      </w:pPr>
+      <w:r>
+        <w:rPr>
+          <w:color w:val="auto"/>
+          <w:sz w:val="22"/>
+        </w:rPr>
         <w:t>Handled data entry tasks, database updates, and record maintenance with high attention to detail and confidentiality.</w:t>
       </w:r>
     </w:p>
     <w:p>
       <w:pPr>
         <w:spacing w:after="40"/>
+        <w:rPr>
+          <w:color w:val="auto"/>
+        </w:rPr>
       </w:pPr>
     </w:p>
     <w:p>
@@ -507,22 +785,71 @@
           <w:tab w:val="right" w:pos="9360"/>
         </w:tabs>
         <w:spacing w:before="180" w:after="40"/>
-      </w:pPr>
-      <w:r>
-        <w:rPr>
-          <w:b/>
-          <w:bCs/>
-          <w:color w:val="1A7A7A"/>
-          <w:sz w:val="22"/>
-          <w:szCs w:val="22"/>
-        </w:rPr>
+        <w:rPr>
+          <w:b/>
+          <w:bCs/>
+          <w:color w:val="auto"/>
+          <w:sz w:val="22"/>
+          <w:szCs w:val="22"/>
+        </w:rPr>
+      </w:pPr>
+    </w:p>
+    <w:p>
+      <w:pPr>
+        <w:tabs>
+          <w:tab w:val="right" w:pos="9360"/>
+        </w:tabs>
+        <w:spacing w:before="180" w:after="40"/>
+        <w:rPr>
+          <w:b/>
+          <w:bCs/>
+          <w:color w:val="auto"/>
+          <w:sz w:val="22"/>
+          <w:szCs w:val="22"/>
+        </w:rPr>
+      </w:pPr>
+    </w:p>
+    <w:p>
+      <w:pPr>
+        <w:tabs>
+          <w:tab w:val="right" w:pos="9360"/>
+        </w:tabs>
+        <w:spacing w:before="180" w:after="40"/>
+        <w:rPr>
+          <w:b/>
+          <w:bCs/>
+          <w:color w:val="auto"/>
+          <w:sz w:val="22"/>
+          <w:szCs w:val="22"/>
+        </w:rPr>
+      </w:pPr>
+    </w:p>
+    <w:p>
+      <w:pPr>
+        <w:tabs>
+          <w:tab w:val="right" w:pos="9360"/>
+        </w:tabs>
+        <w:spacing w:before="180" w:after="40"/>
+        <w:rPr>
+          <w:color w:val="auto"/>
+        </w:rPr>
+      </w:pPr>
+      <w:r>
+        <w:rPr>
+          <w:b/>
+          <w:bCs/>
+          <w:color w:val="auto"/>
+          <w:sz w:val="22"/>
+          <w:szCs w:val="22"/>
+        </w:rPr>
+        <w:lastRenderedPageBreak/>
         <w:t xml:space="preserve">Freelance Virtual Assistant &amp; Technical </w:t>
       </w:r>
       <w:r>
         <w:rPr>
           <w:b/>
           <w:bCs/>
-          <w:color w:val="1A7A7A"/>
+          <w:color w:val="auto"/>
           <w:sz w:val="22"/>
           <w:szCs w:val="22"/>
         </w:rPr>
@@ -530,57 +857,81 @@
       </w:r>
       <w:r>
         <w:rPr>
-          <w:color w:val="888888"/>
-        </w:rPr>
-        <w:t xml:space="preserve"> | Self</w:t>
-      </w:r>
-      <w:r>
-        <w:rPr>
-          <w:b/>
-          <w:bCs/>
-        </w:rPr>
-        <w:t>-Employed</w:t>
-      </w:r>
-      <w:r>
+          <w:b/>
+          <w:color w:val="auto"/>
+          <w:sz w:val="22"/>
+        </w:rPr>
+        <w:t xml:space="preserve"> | </w:t>
+      </w:r>
+      <w:proofErr w:type="spellStart"/>
+      <w:r>
+        <w:rPr>
+          <w:b/>
+          <w:color w:val="auto"/>
+          <w:sz w:val="22"/>
+        </w:rPr>
+        <w:t>Sonik</w:t>
+      </w:r>
+      <w:proofErr w:type="spellEnd"/>
+      <w:r>
+        <w:rPr>
+          <w:b/>
+          <w:color w:val="auto"/>
+          <w:sz w:val="22"/>
+        </w:rPr>
+        <w:t xml:space="preserve"> Platinum</w:t>
+      </w:r>
+      <w:r>
+        <w:rPr>
+          <w:color w:val="auto"/>
+        </w:rPr>
         <w:tab/>
       </w:r>
       <w:r>
         <w:rPr>
+          <w:b/>
+          <w:bCs/>
           <w:i/>
           <w:iCs/>
-          <w:color w:val="888888"/>
-          <w:sz w:val="18"/>
-          <w:szCs w:val="18"/>
+          <w:color w:val="auto"/>
+          <w:sz w:val="22"/>
+          <w:szCs w:val="22"/>
         </w:rPr>
         <w:t>20</w:t>
       </w:r>
       <w:r>
         <w:rPr>
+          <w:b/>
+          <w:bCs/>
           <w:i/>
           <w:iCs/>
-          <w:color w:val="888888"/>
-          <w:sz w:val="18"/>
-          <w:szCs w:val="18"/>
+          <w:color w:val="auto"/>
+          <w:sz w:val="22"/>
+          <w:szCs w:val="22"/>
         </w:rPr>
         <w:t>17</w:t>
       </w:r>
       <w:r>
         <w:rPr>
+          <w:b/>
+          <w:bCs/>
           <w:i/>
           <w:iCs/>
-          <w:color w:val="888888"/>
-          <w:sz w:val="18"/>
-          <w:szCs w:val="18"/>
+          <w:color w:val="auto"/>
+          <w:sz w:val="22"/>
+          <w:szCs w:val="22"/>
         </w:rPr>
         <w:t xml:space="preserve"> – </w:t>
       </w:r>
       <w:r>
         <w:rPr>
+          <w:b/>
+          <w:bCs/>
           <w:i/>
           <w:iCs/>
-          <w:color w:val="888888"/>
-          <w:sz w:val="18"/>
-          <w:szCs w:val="18"/>
+          <w:color w:val="auto"/>
+          <w:sz w:val="22"/>
+          <w:szCs w:val="22"/>
         </w:rPr>
         <w:t>Present</w:t>
       </w:r>
@@ -593,14 +944,34 @@
           <w:numId w:val="2"/>
         </w:numPr>
         <w:spacing w:after="60"/>
-      </w:pPr>
-      <w:r>
+        <w:rPr>
+          <w:color w:val="auto"/>
+          <w:sz w:val="22"/>
+          <w:szCs w:val="22"/>
+        </w:rPr>
+      </w:pPr>
+      <w:r>
+        <w:rPr>
+          <w:color w:val="auto"/>
+          <w:sz w:val="22"/>
+          <w:szCs w:val="22"/>
+        </w:rPr>
         <w:t>Provided remote administrative support including</w:t>
       </w:r>
       <w:r>
+        <w:rPr>
+          <w:color w:val="auto"/>
+          <w:sz w:val="22"/>
+          <w:szCs w:val="22"/>
+        </w:rPr>
         <w:t xml:space="preserve"> </w:t>
       </w:r>
       <w:r>
+        <w:rPr>
+          <w:color w:val="auto"/>
+          <w:sz w:val="22"/>
+          <w:szCs w:val="22"/>
+        </w:rPr>
         <w:t>document preparation, and online research for clients across multiple sectors.</w:t>
       </w:r>
     </w:p>
@@ -612,8 +983,18 @@
           <w:numId w:val="2"/>
         </w:numPr>
         <w:spacing w:after="60"/>
-      </w:pPr>
-      <w:r>
+        <w:rPr>
+          <w:color w:val="auto"/>
+          <w:sz w:val="22"/>
+          <w:szCs w:val="22"/>
+        </w:rPr>
+      </w:pPr>
+      <w:r>
+        <w:rPr>
+          <w:color w:val="auto"/>
+          <w:sz w:val="22"/>
+          <w:szCs w:val="22"/>
+        </w:rPr>
         <w:t>Delivered technical support services including hardware/software troubleshooting, system setup, and user guidance for small businesses and individual clients.</w:t>
       </w:r>
     </w:p>
@@ -625,14 +1006,25 @@
           <w:numId w:val="2"/>
         </w:numPr>
         <w:spacing w:after="60"/>
-      </w:pPr>
-      <w:r>
+        <w:rPr>
+          <w:color w:val="auto"/>
+        </w:rPr>
+      </w:pPr>
+      <w:r>
+        <w:rPr>
+          <w:color w:val="auto"/>
+          <w:sz w:val="22"/>
+          <w:szCs w:val="22"/>
+        </w:rPr>
         <w:t>Handled data entry tasks, database updates, and record maintenance with high attention to detail and confidentiality.</w:t>
       </w:r>
     </w:p>
     <w:p>
       <w:pPr>
         <w:spacing w:after="40"/>
+        <w:rPr>
+          <w:color w:val="auto"/>
+        </w:rPr>
       </w:pPr>
     </w:p>
     <w:p>
@@ -641,67 +1033,37 @@
           <w:tab w:val="right" w:pos="9360"/>
         </w:tabs>
         <w:spacing w:before="180" w:after="40"/>
-      </w:pPr>
-      <w:r>
-        <w:rPr>
-          <w:b/>
-          <w:bCs/>
-          <w:color w:val="1A7A7A"/>
-          <w:sz w:val="22"/>
-          <w:szCs w:val="22"/>
-        </w:rPr>
-        <w:lastRenderedPageBreak/>
-        <w:t xml:space="preserve">Retail Store </w:t>
-      </w:r>
-      <w:r>
-        <w:rPr>
-          <w:b/>
-          <w:bCs/>
-          <w:color w:val="1A7A7A"/>
-          <w:sz w:val="22"/>
-          <w:szCs w:val="22"/>
-        </w:rPr>
-        <w:t>Manager</w:t>
-      </w:r>
-      <w:r>
-        <w:rPr>
-          <w:color w:val="888888"/>
-        </w:rPr>
-        <w:t xml:space="preserve"> </w:t>
-      </w:r>
-      <w:r>
-        <w:rPr>
-          <w:color w:val="888888"/>
-        </w:rPr>
-        <w:t xml:space="preserve">| </w:t>
-      </w:r>
-      <w:r>
-        <w:rPr>
-          <w:b/>
-          <w:bCs/>
-          <w:color w:val="888888"/>
-        </w:rPr>
-        <w:t>Benedette</w:t>
-      </w:r>
-      <w:r>
-        <w:rPr>
-          <w:b/>
-          <w:bCs/>
-        </w:rPr>
-        <w:t xml:space="preserve"> Wholesale Venture</w:t>
-      </w:r>
-      <w:r>
+        <w:rPr>
+          <w:color w:val="auto"/>
+        </w:rPr>
+      </w:pPr>
+      <w:r>
+        <w:rPr>
+          <w:b/>
+          <w:bCs/>
+          <w:color w:val="auto"/>
+          <w:sz w:val="22"/>
+          <w:szCs w:val="22"/>
+        </w:rPr>
+        <w:t>Data Entry Clerk| National Bureau of Statistics</w:t>
+      </w:r>
+      <w:r>
+        <w:rPr>
+          <w:color w:val="auto"/>
+        </w:rPr>
         <w:tab/>
       </w:r>
       <w:r>
         <w:rPr>
+          <w:b/>
+          <w:bCs/>
           <w:i/>
           <w:iCs/>
-          <w:color w:val="888888"/>
-          <w:sz w:val="18"/>
-          <w:szCs w:val="18"/>
-        </w:rPr>
-        <w:t>2019 – 2022</w:t>
+          <w:color w:val="auto"/>
+          <w:sz w:val="22"/>
+          <w:szCs w:val="22"/>
+        </w:rPr>
+        <w:t>2018-2019</w:t>
       </w:r>
     </w:p>
     <w:p>
@@ -712,9 +1074,27 @@
           <w:numId w:val="2"/>
         </w:numPr>
         <w:spacing w:after="60"/>
-      </w:pPr>
-      <w:r>
-        <w:t>Managed daily store operations including inventory management, staff coordination, sales reporting, and customer service delivery.</w:t>
+        <w:rPr>
+          <w:color w:val="auto"/>
+          <w:sz w:val="22"/>
+          <w:szCs w:val="22"/>
+        </w:rPr>
+      </w:pPr>
+      <w:r>
+        <w:rPr>
+          <w:color w:val="auto"/>
+          <w:sz w:val="22"/>
+          <w:szCs w:val="22"/>
+        </w:rPr>
+        <w:t>Provided remote administrative support including document preparation, and online research</w:t>
+      </w:r>
+      <w:r>
+        <w:rPr>
+          <w:color w:val="auto"/>
+          <w:sz w:val="22"/>
+          <w:szCs w:val="22"/>
+        </w:rPr>
+        <w:t>.</w:t>
       </w:r>
     </w:p>
     <w:p>
@@ -725,9 +1105,111 @@
           <w:numId w:val="2"/>
         </w:numPr>
         <w:spacing w:after="60"/>
-      </w:pPr>
-      <w:r>
-        <w:t>Maintained sales records and produced periodic performance summaries to track revenue targets and stock levels.</w:t>
+        <w:rPr>
+          <w:color w:val="auto"/>
+          <w:sz w:val="22"/>
+          <w:szCs w:val="22"/>
+        </w:rPr>
+      </w:pPr>
+      <w:r>
+        <w:rPr>
+          <w:color w:val="auto"/>
+          <w:sz w:val="22"/>
+          <w:szCs w:val="22"/>
+        </w:rPr>
+        <w:t>Handled data entry tasks, database updates, and record maintenance with high attention to detail and confidentiality.</w:t>
+      </w:r>
+    </w:p>
+    <w:p>
+      <w:pPr>
+        <w:tabs>
+          <w:tab w:val="right" w:pos="9360"/>
+        </w:tabs>
+        <w:spacing w:before="180" w:after="40"/>
+        <w:rPr>
+          <w:b/>
+          <w:bCs/>
+          <w:color w:val="auto"/>
+          <w:sz w:val="22"/>
+          <w:szCs w:val="22"/>
+        </w:rPr>
+      </w:pPr>
+    </w:p>
+    <w:p>
+      <w:pPr>
+        <w:tabs>
+          <w:tab w:val="right" w:pos="9360"/>
+        </w:tabs>
+        <w:spacing w:before="180" w:after="40"/>
+        <w:rPr>
+          <w:b/>
+          <w:bCs/>
+          <w:color w:val="auto"/>
+          <w:sz w:val="22"/>
+          <w:szCs w:val="22"/>
+        </w:rPr>
+      </w:pPr>
+      <w:r>
+        <w:rPr>
+          <w:b/>
+          <w:bCs/>
+          <w:color w:val="auto"/>
+          <w:sz w:val="22"/>
+          <w:szCs w:val="22"/>
+        </w:rPr>
+        <w:t xml:space="preserve">Whole-sale &amp; Retail Store </w:t>
+      </w:r>
+      <w:r>
+        <w:rPr>
+          <w:b/>
+          <w:bCs/>
+          <w:color w:val="auto"/>
+          <w:sz w:val="22"/>
+          <w:szCs w:val="22"/>
+        </w:rPr>
+        <w:t xml:space="preserve">Manager </w:t>
+      </w:r>
+      <w:r>
+        <w:rPr>
+          <w:b/>
+          <w:bCs/>
+          <w:color w:val="auto"/>
+          <w:sz w:val="22"/>
+          <w:szCs w:val="22"/>
+        </w:rPr>
+        <w:t>| Benedette</w:t>
+      </w:r>
+      <w:r>
+        <w:rPr>
+          <w:b/>
+          <w:bCs/>
+          <w:color w:val="auto"/>
+          <w:sz w:val="22"/>
+          <w:szCs w:val="22"/>
+        </w:rPr>
+        <w:t xml:space="preserve"> Wholesale Venture</w:t>
+      </w:r>
+      <w:r>
+        <w:rPr>
+          <w:b/>
+          <w:bCs/>
+          <w:color w:val="auto"/>
+          <w:sz w:val="22"/>
+          <w:szCs w:val="22"/>
+        </w:rPr>
+        <w:tab/>
+      </w:r>
+      <w:r>
+        <w:rPr>
+          <w:b/>
+          <w:bCs/>
+          <w:i/>
+          <w:iCs/>
+          <w:color w:val="auto"/>
+          <w:sz w:val="22"/>
+          <w:szCs w:val="22"/>
+        </w:rPr>
+        <w:t>2024-2025</w:t>
       </w:r>
     </w:p>
     <w:p>
@@ -738,63 +1220,15 @@
           <w:numId w:val="2"/>
         </w:numPr>
         <w:spacing w:after="60"/>
-      </w:pPr>
-      <w:r>
-        <w:t>Trained and supervised junior staff, maintaining service quality and operational efficiency.</w:t>
-      </w:r>
-    </w:p>
-    <w:p>
-      <w:pPr>
-        <w:spacing w:after="40"/>
-      </w:pPr>
-    </w:p>
-    <w:p>
-      <w:pPr>
-        <w:tabs>
-          <w:tab w:val="right" w:pos="9360"/>
-        </w:tabs>
-        <w:spacing w:before="180" w:after="40"/>
-      </w:pPr>
-      <w:r>
-        <w:rPr>
-          <w:b/>
-          <w:bCs/>
-          <w:color w:val="1A7A7A"/>
-          <w:sz w:val="22"/>
-          <w:szCs w:val="22"/>
-        </w:rPr>
-        <w:t>Teacher</w:t>
-      </w:r>
-      <w:r>
-        <w:rPr>
-          <w:color w:val="888888"/>
-        </w:rPr>
-        <w:t xml:space="preserve"> | Awesome Prince </w:t>
-      </w:r>
-      <w:r>
-        <w:rPr>
-          <w:color w:val="888888"/>
-        </w:rPr>
-        <w:t>College (</w:t>
-      </w:r>
-      <w:r>
-        <w:rPr>
-          <w:color w:val="888888"/>
-        </w:rPr>
-        <w:t>National Youth Service Corp)</w:t>
-      </w:r>
-      <w:r>
-        <w:tab/>
-      </w:r>
-      <w:r>
-        <w:rPr>
-          <w:i/>
-          <w:iCs/>
-          <w:color w:val="888888"/>
-          <w:sz w:val="18"/>
-          <w:szCs w:val="18"/>
-        </w:rPr>
-        <w:t>2017 – 2019</w:t>
+        <w:rPr>
+          <w:color w:val="auto"/>
+        </w:rPr>
+      </w:pPr>
+      <w:r>
+        <w:rPr>
+          <w:color w:val="auto"/>
+        </w:rPr>
+        <w:t>Managed daily store operations including inventory management, staff coordination, sales reporting, and customer service delivery.</w:t>
       </w:r>
     </w:p>
     <w:p>
@@ -805,15 +1239,15 @@
           <w:numId w:val="2"/>
         </w:numPr>
         <w:spacing w:after="60"/>
-      </w:pPr>
-      <w:r>
-        <w:t xml:space="preserve">Taught core subjects to secondary school students, developing strong communication, </w:t>
-      </w:r>
-      <w:r>
-        <w:t>organization</w:t>
-      </w:r>
-      <w:r>
-        <w:t>, and presentation skills.</w:t>
+        <w:rPr>
+          <w:color w:val="auto"/>
+        </w:rPr>
+      </w:pPr>
+      <w:r>
+        <w:rPr>
+          <w:color w:val="auto"/>
+        </w:rPr>
+        <w:t>Maintained sales records and produced periodic performance summaries to track revenue targets and stock levels.</w:t>
       </w:r>
     </w:p>
     <w:p>
@@ -824,32 +1258,23 @@
           <w:numId w:val="2"/>
         </w:numPr>
         <w:spacing w:after="60"/>
-      </w:pPr>
-      <w:r>
-        <w:t>Maintained student records, prepared reports, and coordinated with parents and school administration.</w:t>
-      </w:r>
-    </w:p>
-    <w:p>
-      <w:pPr>
-        <w:pBdr>
-          <w:bottom w:val="single" w:sz="6" w:space="1" w:color="1A7A7A"/>
-        </w:pBdr>
-        <w:spacing w:before="240"/>
-      </w:pPr>
-      <w:r>
-        <w:rPr>
-          <w:b/>
-          <w:bCs/>
-          <w:color w:val="1B3A6B"/>
-          <w:sz w:val="22"/>
-          <w:szCs w:val="22"/>
-        </w:rPr>
-        <w:t>EDUCATION</w:t>
-      </w:r>
-    </w:p>
-    <w:p>
-      <w:pPr>
-        <w:spacing w:after="80"/>
+        <w:rPr>
+          <w:color w:val="auto"/>
+        </w:rPr>
+      </w:pPr>
+      <w:r>
+        <w:rPr>
+          <w:color w:val="auto"/>
+        </w:rPr>
+        <w:t>Trained and supervised junior staff, maintaining service quality and operational efficiency.</w:t>
+      </w:r>
+    </w:p>
+    <w:p>
+      <w:pPr>
+        <w:spacing w:after="40"/>
+        <w:rPr>
+          <w:color w:val="auto"/>
+        </w:rPr>
       </w:pPr>
     </w:p>
     <w:p>
@@ -857,207 +1282,103 @@
         <w:tabs>
           <w:tab w:val="right" w:pos="9360"/>
         </w:tabs>
-        <w:spacing w:before="120" w:after="30"/>
-      </w:pPr>
-      <w:r>
-        <w:rPr>
-          <w:b/>
-          <w:bCs/>
-          <w:color w:val="1B3A6B"/>
-          <w:sz w:val="21"/>
-          <w:szCs w:val="21"/>
-        </w:rPr>
-        <w:t>B.Sc. Applied Statistics</w:t>
-      </w:r>
-      <w:r>
+        <w:spacing w:before="180" w:after="40"/>
+        <w:rPr>
+          <w:b/>
+          <w:bCs/>
+          <w:color w:val="auto"/>
+          <w:sz w:val="22"/>
+          <w:szCs w:val="22"/>
+        </w:rPr>
+      </w:pPr>
+      <w:r>
+        <w:rPr>
+          <w:b/>
+          <w:bCs/>
+          <w:color w:val="auto"/>
+          <w:sz w:val="22"/>
+          <w:szCs w:val="22"/>
+        </w:rPr>
+        <w:t xml:space="preserve">Teacher | Awesome Prince </w:t>
+      </w:r>
+      <w:r>
+        <w:rPr>
+          <w:b/>
+          <w:bCs/>
+          <w:color w:val="auto"/>
+          <w:sz w:val="22"/>
+          <w:szCs w:val="22"/>
+        </w:rPr>
+        <w:t>College (</w:t>
+      </w:r>
+      <w:r>
+        <w:rPr>
+          <w:b/>
+          <w:bCs/>
+          <w:color w:val="auto"/>
+          <w:sz w:val="22"/>
+          <w:szCs w:val="22"/>
+        </w:rPr>
+        <w:t>National Youth Service Corp)</w:t>
+      </w:r>
+      <w:r>
+        <w:rPr>
+          <w:b/>
+          <w:bCs/>
+          <w:color w:val="auto"/>
+          <w:sz w:val="22"/>
+          <w:szCs w:val="22"/>
+        </w:rPr>
         <w:tab/>
       </w:r>
       <w:r>
         <w:rPr>
+          <w:b/>
+          <w:bCs/>
           <w:i/>
           <w:iCs/>
-          <w:color w:val="888888"/>
-          <w:sz w:val="19"/>
-          <w:szCs w:val="19"/>
-        </w:rPr>
-        <w:t>Graduated 2017</w:t>
-      </w:r>
-    </w:p>
-    <w:p>
-      <w:pPr>
-        <w:spacing w:after="60"/>
-      </w:pPr>
-      <w:r>
-        <w:t>Enugu State University of Science &amp; Technology</w:t>
-      </w:r>
-      <w:r>
-        <w:t>— Nigeria</w:t>
-      </w:r>
-    </w:p>
-    <w:p>
-      <w:pPr>
-        <w:spacing w:after="80"/>
-      </w:pPr>
-    </w:p>
-    <w:p>
-      <w:pPr>
-        <w:tabs>
-          <w:tab w:val="right" w:pos="9360"/>
-        </w:tabs>
-        <w:spacing w:before="100" w:after="30"/>
-      </w:pPr>
-      <w:r>
-        <w:rPr>
-          <w:b/>
-          <w:bCs/>
-          <w:color w:val="1B3A6B"/>
-          <w:sz w:val="21"/>
-          <w:szCs w:val="21"/>
-        </w:rPr>
-        <w:t>Diploma in Computer Studies &amp; Management</w:t>
-      </w:r>
-      <w:r>
-        <w:tab/>
-      </w:r>
-      <w:r>
-        <w:rPr>
+          <w:color w:val="auto"/>
+          <w:sz w:val="22"/>
+          <w:szCs w:val="22"/>
+        </w:rPr>
+        <w:t>2</w:t>
+      </w:r>
+      <w:r>
+        <w:rPr>
+          <w:b/>
+          <w:bCs/>
           <w:i/>
           <w:iCs/>
-          <w:color w:val="888888"/>
-          <w:sz w:val="19"/>
-          <w:szCs w:val="19"/>
-        </w:rPr>
-        <w:t>Completed</w:t>
-      </w:r>
-    </w:p>
-    <w:p>
-      <w:pPr>
-        <w:spacing w:after="60"/>
-      </w:pPr>
-      <w:r>
-        <w:t>Nigeria</w:t>
-      </w:r>
-    </w:p>
-    <w:p>
-      <w:pPr>
-        <w:pBdr>
-          <w:bottom w:val="single" w:sz="6" w:space="1" w:color="1A7A7A"/>
-        </w:pBdr>
-        <w:spacing w:before="240"/>
-      </w:pPr>
-      <w:r>
-        <w:rPr>
-          <w:b/>
-          <w:bCs/>
-          <w:color w:val="1B3A6B"/>
-          <w:sz w:val="22"/>
-          <w:szCs w:val="22"/>
-        </w:rPr>
-        <w:t>TECHNICAL SKILLS</w:t>
-      </w:r>
-    </w:p>
-    <w:p>
-      <w:pPr>
-        <w:spacing w:after="80"/>
-      </w:pPr>
-    </w:p>
-    <w:p>
-      <w:pPr>
-        <w:tabs>
-          <w:tab w:val="left" w:pos="4680"/>
-        </w:tabs>
-        <w:spacing w:after="60"/>
-      </w:pPr>
-      <w:r>
-        <w:t>Data &amp; Analytics:</w:t>
-      </w:r>
-      <w:r>
-        <w:tab/>
-        <w:t>Microsoft Excel (PivotTables, SUMIFS, Charts, Variance Analysis)</w:t>
-      </w:r>
-    </w:p>
-    <w:p>
-      <w:pPr>
-        <w:tabs>
-          <w:tab w:val="left" w:pos="4680"/>
-        </w:tabs>
-        <w:spacing w:after="60"/>
-      </w:pPr>
-      <w:r>
-        <w:t>Reporting:</w:t>
-      </w:r>
-      <w:r>
-        <w:tab/>
-        <w:t>Microsoft Word (Executive Reports, Narrative Analysis, Formatting)</w:t>
-      </w:r>
-    </w:p>
-    <w:p>
-      <w:pPr>
-        <w:tabs>
-          <w:tab w:val="left" w:pos="4680"/>
-        </w:tabs>
-        <w:spacing w:after="60"/>
-      </w:pPr>
-      <w:r>
-        <w:t>Development (Learning):</w:t>
-      </w:r>
-      <w:r>
-        <w:tab/>
-        <w:t>HTML, CSS, Python, Django, DevOps fundamentals</w:t>
-      </w:r>
-    </w:p>
-    <w:p>
-      <w:pPr>
-        <w:tabs>
-          <w:tab w:val="left" w:pos="4680"/>
-        </w:tabs>
-        <w:spacing w:after="60"/>
-      </w:pPr>
-      <w:r>
-        <w:t>Productivity Tools:</w:t>
-      </w:r>
-      <w:r>
-        <w:tab/>
-        <w:t>Microsoft Office Suite, Google Workspace, Email Platforms</w:t>
-      </w:r>
-    </w:p>
-    <w:p>
-      <w:pPr>
-        <w:tabs>
-          <w:tab w:val="left" w:pos="4680"/>
-        </w:tabs>
-        <w:spacing w:after="60"/>
-      </w:pPr>
-      <w:r>
-        <w:t>Other:</w:t>
-      </w:r>
-      <w:r>
-        <w:tab/>
-        <w:t>Data Entry, Record Management, Technical Troubleshooting</w:t>
-      </w:r>
-    </w:p>
-    <w:p>
-      <w:pPr>
-        <w:pBdr>
-          <w:bottom w:val="single" w:sz="6" w:space="1" w:color="1A7A7A"/>
-        </w:pBdr>
-        <w:spacing w:before="240"/>
-      </w:pPr>
-      <w:r>
-        <w:rPr>
-          <w:b/>
-          <w:bCs/>
-          <w:color w:val="1B3A6B"/>
-          <w:sz w:val="22"/>
-          <w:szCs w:val="22"/>
-        </w:rPr>
-        <w:t>PROFESSIONAL DEVELOPMENT</w:t>
-      </w:r>
-    </w:p>
-    <w:p>
-      <w:pPr>
-        <w:spacing w:after="80"/>
-      </w:pPr>
+          <w:color w:val="auto"/>
+          <w:sz w:val="22"/>
+          <w:szCs w:val="22"/>
+        </w:rPr>
+        <w:t>023</w:t>
+      </w:r>
+      <w:r>
+        <w:rPr>
+          <w:b/>
+          <w:bCs/>
+          <w:i/>
+          <w:iCs/>
+          <w:color w:val="auto"/>
+          <w:sz w:val="22"/>
+          <w:szCs w:val="22"/>
+        </w:rPr>
+        <w:t xml:space="preserve"> – </w:t>
+      </w:r>
+      <w:r>
+        <w:rPr>
+          <w:b/>
+          <w:bCs/>
+          <w:i/>
+          <w:iCs/>
+          <w:color w:val="auto"/>
+          <w:sz w:val="22"/>
+          <w:szCs w:val="22"/>
+        </w:rPr>
+        <w:t>2024</w:t>
+      </w:r>
     </w:p>
     <w:p>
       <w:pPr>
@@ -1067,9 +1388,35 @@
           <w:numId w:val="2"/>
         </w:numPr>
         <w:spacing w:after="60"/>
-      </w:pPr>
-      <w:r>
-        <w:t>Full-Stack Web Development — HTML/CSS, Python/Django, DevOps</w:t>
+        <w:rPr>
+          <w:color w:val="auto"/>
+          <w:sz w:val="22"/>
+          <w:szCs w:val="22"/>
+        </w:rPr>
+      </w:pPr>
+      <w:r>
+        <w:rPr>
+          <w:color w:val="auto"/>
+          <w:sz w:val="22"/>
+          <w:szCs w:val="22"/>
+        </w:rPr>
+        <w:t xml:space="preserve">Taught core subjects to secondary school students, developing strong communication, </w:t>
+      </w:r>
+      <w:r>
+        <w:rPr>
+          <w:color w:val="auto"/>
+          <w:sz w:val="22"/>
+          <w:szCs w:val="22"/>
+        </w:rPr>
+        <w:t>organization</w:t>
+      </w:r>
+      <w:r>
+        <w:rPr>
+          <w:color w:val="auto"/>
+          <w:sz w:val="22"/>
+          <w:szCs w:val="22"/>
+        </w:rPr>
+        <w:t>, and presentation skills.</w:t>
       </w:r>
     </w:p>
     <w:p>
@@ -1080,13 +1427,430 @@
           <w:numId w:val="2"/>
         </w:numPr>
         <w:spacing w:after="60"/>
-      </w:pPr>
-      <w:r>
-        <w:t xml:space="preserve">DevOps Fundamentals — </w:t>
-      </w:r>
-      <w:r>
-        <w:t>Certificate of Completion</w:t>
-      </w:r>
+        <w:rPr>
+          <w:color w:val="auto"/>
+          <w:sz w:val="22"/>
+          <w:szCs w:val="22"/>
+        </w:rPr>
+      </w:pPr>
+      <w:r>
+        <w:rPr>
+          <w:color w:val="auto"/>
+          <w:sz w:val="22"/>
+          <w:szCs w:val="22"/>
+        </w:rPr>
+        <w:t>Maintained student records, prepared reports, and coordinated with parents and school administration.</w:t>
+      </w:r>
+    </w:p>
+    <w:p>
+      <w:pPr>
+        <w:pBdr>
+          <w:bottom w:val="single" w:sz="6" w:space="1" w:color="1A7A7A"/>
+        </w:pBdr>
+        <w:spacing w:before="240"/>
+        <w:rPr>
+          <w:color w:val="auto"/>
+          <w:sz w:val="24"/>
+          <w:szCs w:val="24"/>
+        </w:rPr>
+      </w:pPr>
+      <w:r>
+        <w:rPr>
+          <w:b/>
+          <w:bCs/>
+          <w:color w:val="auto"/>
+          <w:sz w:val="24"/>
+          <w:szCs w:val="24"/>
+        </w:rPr>
+        <w:t>EDUCATION</w:t>
+      </w:r>
+    </w:p>
+    <w:p>
+      <w:pPr>
+        <w:spacing w:after="80"/>
+        <w:rPr>
+          <w:color w:val="auto"/>
+        </w:rPr>
+      </w:pPr>
+    </w:p>
+    <w:p>
+      <w:pPr>
+        <w:tabs>
+          <w:tab w:val="right" w:pos="9360"/>
+        </w:tabs>
+        <w:spacing w:before="100" w:after="30"/>
+        <w:rPr>
+          <w:i/>
+          <w:iCs/>
+          <w:color w:val="auto"/>
+          <w:sz w:val="22"/>
+          <w:szCs w:val="22"/>
+        </w:rPr>
+      </w:pPr>
+      <w:r>
+        <w:rPr>
+          <w:b/>
+          <w:bCs/>
+          <w:color w:val="auto"/>
+          <w:sz w:val="22"/>
+          <w:szCs w:val="22"/>
+        </w:rPr>
+        <w:t>Diploma in Computer Studies &amp; Management</w:t>
+      </w:r>
+      <w:r>
+        <w:rPr>
+          <w:color w:val="auto"/>
+          <w:sz w:val="22"/>
+          <w:szCs w:val="22"/>
+        </w:rPr>
+        <w:tab/>
+      </w:r>
+      <w:r>
+        <w:rPr>
+          <w:i/>
+          <w:iCs/>
+          <w:color w:val="auto"/>
+          <w:sz w:val="22"/>
+          <w:szCs w:val="22"/>
+        </w:rPr>
+        <w:t>Completed</w:t>
+      </w:r>
+    </w:p>
+    <w:p>
+      <w:pPr>
+        <w:tabs>
+          <w:tab w:val="right" w:pos="9360"/>
+        </w:tabs>
+        <w:spacing w:before="100" w:after="30"/>
+        <w:rPr>
+          <w:i/>
+          <w:iCs/>
+          <w:color w:val="auto"/>
+          <w:sz w:val="22"/>
+          <w:szCs w:val="22"/>
+        </w:rPr>
+      </w:pPr>
+      <w:proofErr w:type="spellStart"/>
+      <w:r>
+        <w:rPr>
+          <w:color w:val="auto"/>
+          <w:sz w:val="22"/>
+          <w:szCs w:val="22"/>
+        </w:rPr>
+        <w:t>Drisoft</w:t>
+      </w:r>
+      <w:proofErr w:type="spellEnd"/>
+      <w:r>
+        <w:rPr>
+          <w:color w:val="auto"/>
+          <w:sz w:val="22"/>
+          <w:szCs w:val="22"/>
+        </w:rPr>
+        <w:t xml:space="preserve"> Computer School</w:t>
+      </w:r>
+    </w:p>
+    <w:p>
+      <w:pPr>
+        <w:tabs>
+          <w:tab w:val="right" w:pos="9360"/>
+        </w:tabs>
+        <w:spacing w:before="120" w:after="30"/>
+        <w:rPr>
+          <w:color w:val="auto"/>
+          <w:sz w:val="22"/>
+          <w:szCs w:val="22"/>
+        </w:rPr>
+      </w:pPr>
+      <w:r>
+        <w:rPr>
+          <w:b/>
+          <w:bCs/>
+          <w:color w:val="auto"/>
+          <w:sz w:val="22"/>
+          <w:szCs w:val="22"/>
+        </w:rPr>
+        <w:t>B.Sc. Applied Statistics</w:t>
+      </w:r>
+      <w:r>
+        <w:rPr>
+          <w:color w:val="auto"/>
+          <w:sz w:val="22"/>
+          <w:szCs w:val="22"/>
+        </w:rPr>
+        <w:tab/>
+      </w:r>
+      <w:r>
+        <w:rPr>
+          <w:i/>
+          <w:iCs/>
+          <w:color w:val="auto"/>
+          <w:sz w:val="22"/>
+          <w:szCs w:val="22"/>
+        </w:rPr>
+        <w:t>Graduate</w:t>
+      </w:r>
+      <w:r>
+        <w:rPr>
+          <w:i/>
+          <w:iCs/>
+          <w:color w:val="auto"/>
+          <w:sz w:val="22"/>
+          <w:szCs w:val="22"/>
+        </w:rPr>
+        <w:t>d</w:t>
+      </w:r>
+    </w:p>
+    <w:p>
+      <w:pPr>
+        <w:spacing w:after="60"/>
+        <w:rPr>
+          <w:color w:val="auto"/>
+          <w:sz w:val="22"/>
+          <w:szCs w:val="22"/>
+        </w:rPr>
+      </w:pPr>
+      <w:r>
+        <w:rPr>
+          <w:color w:val="auto"/>
+          <w:sz w:val="22"/>
+          <w:szCs w:val="22"/>
+        </w:rPr>
+        <w:t>Enugu State University of Science &amp; Technology— Nigeria</w:t>
+      </w:r>
+    </w:p>
+    <w:p>
+      <w:pPr>
+        <w:spacing w:after="80"/>
+        <w:rPr>
+          <w:color w:val="auto"/>
+          <w:sz w:val="22"/>
+          <w:szCs w:val="22"/>
+        </w:rPr>
+      </w:pPr>
+    </w:p>
+    <w:p>
+      <w:pPr>
+        <w:pBdr>
+          <w:bottom w:val="single" w:sz="6" w:space="1" w:color="1A7A7A"/>
+        </w:pBdr>
+        <w:spacing w:before="240"/>
+        <w:rPr>
+          <w:color w:val="auto"/>
+        </w:rPr>
+      </w:pPr>
+      <w:r>
+        <w:rPr>
+          <w:b/>
+          <w:bCs/>
+          <w:color w:val="auto"/>
+          <w:sz w:val="22"/>
+          <w:szCs w:val="22"/>
+        </w:rPr>
+        <w:t>TECHNICAL SKILLS</w:t>
+      </w:r>
+    </w:p>
+    <w:p>
+      <w:pPr>
+        <w:spacing w:after="80"/>
+        <w:rPr>
+          <w:color w:val="auto"/>
+        </w:rPr>
+      </w:pPr>
+    </w:p>
+    <w:p>
+      <w:pPr>
+        <w:tabs>
+          <w:tab w:val="left" w:pos="4680"/>
+        </w:tabs>
+        <w:spacing w:after="60"/>
+        <w:rPr>
+          <w:color w:val="auto"/>
+          <w:sz w:val="22"/>
+          <w:szCs w:val="22"/>
+        </w:rPr>
+      </w:pPr>
+      <w:r>
+        <w:rPr>
+          <w:color w:val="auto"/>
+          <w:sz w:val="22"/>
+          <w:szCs w:val="22"/>
+        </w:rPr>
+        <w:t>Data &amp; Analytics:</w:t>
+      </w:r>
+      <w:r>
+        <w:rPr>
+          <w:color w:val="auto"/>
+          <w:sz w:val="22"/>
+          <w:szCs w:val="22"/>
+        </w:rPr>
+        <w:tab/>
+        <w:t>Microsoft Excel (PivotTables, SUMIFS, Charts, Variance Analysis)</w:t>
+      </w:r>
+    </w:p>
+    <w:p>
+      <w:pPr>
+        <w:tabs>
+          <w:tab w:val="left" w:pos="4680"/>
+        </w:tabs>
+        <w:spacing w:after="60"/>
+        <w:rPr>
+          <w:color w:val="auto"/>
+          <w:sz w:val="22"/>
+          <w:szCs w:val="22"/>
+        </w:rPr>
+      </w:pPr>
+      <w:r>
+        <w:rPr>
+          <w:color w:val="auto"/>
+          <w:sz w:val="22"/>
+          <w:szCs w:val="22"/>
+        </w:rPr>
+        <w:t>Reporting:</w:t>
+      </w:r>
+      <w:r>
+        <w:rPr>
+          <w:color w:val="auto"/>
+          <w:sz w:val="22"/>
+          <w:szCs w:val="22"/>
+        </w:rPr>
+        <w:tab/>
+        <w:t>Microsoft Word (Executive Reports, Narrative Analysis, Formatting)</w:t>
+      </w:r>
+    </w:p>
+    <w:p>
+      <w:pPr>
+        <w:tabs>
+          <w:tab w:val="left" w:pos="4680"/>
+        </w:tabs>
+        <w:spacing w:after="60"/>
+        <w:rPr>
+          <w:color w:val="auto"/>
+          <w:sz w:val="22"/>
+          <w:szCs w:val="22"/>
+        </w:rPr>
+      </w:pPr>
+      <w:r>
+        <w:rPr>
+          <w:color w:val="auto"/>
+          <w:sz w:val="22"/>
+          <w:szCs w:val="22"/>
+        </w:rPr>
+        <w:t>Development (Learning):</w:t>
+      </w:r>
+      <w:r>
+        <w:rPr>
+          <w:color w:val="auto"/>
+          <w:sz w:val="22"/>
+          <w:szCs w:val="22"/>
+        </w:rPr>
+        <w:tab/>
+        <w:t>HTML, CSS, Python, Django, DevOps fundamentals</w:t>
+      </w:r>
+    </w:p>
+    <w:p>
+      <w:pPr>
+        <w:tabs>
+          <w:tab w:val="left" w:pos="4680"/>
+        </w:tabs>
+        <w:spacing w:after="60"/>
+        <w:rPr>
+          <w:color w:val="auto"/>
+          <w:sz w:val="22"/>
+          <w:szCs w:val="22"/>
+        </w:rPr>
+      </w:pPr>
+      <w:r>
+        <w:rPr>
+          <w:color w:val="auto"/>
+          <w:sz w:val="22"/>
+          <w:szCs w:val="22"/>
+        </w:rPr>
+        <w:t>Productivity Tools:</w:t>
+      </w:r>
+      <w:r>
+        <w:rPr>
+          <w:color w:val="auto"/>
+          <w:sz w:val="22"/>
+          <w:szCs w:val="22"/>
+        </w:rPr>
+        <w:tab/>
+        <w:t>Microsoft Office Suite, Google Workspace, Email Platforms</w:t>
+      </w:r>
+    </w:p>
+    <w:p>
+      <w:pPr>
+        <w:tabs>
+          <w:tab w:val="left" w:pos="4680"/>
+        </w:tabs>
+        <w:spacing w:after="60"/>
+        <w:rPr>
+          <w:color w:val="auto"/>
+          <w:sz w:val="22"/>
+          <w:szCs w:val="22"/>
+        </w:rPr>
+      </w:pPr>
+      <w:r>
+        <w:rPr>
+          <w:color w:val="auto"/>
+          <w:sz w:val="22"/>
+          <w:szCs w:val="22"/>
+        </w:rPr>
+        <w:t>Other:</w:t>
+      </w:r>
+      <w:r>
+        <w:rPr>
+          <w:color w:val="auto"/>
+          <w:sz w:val="22"/>
+          <w:szCs w:val="22"/>
+        </w:rPr>
+        <w:tab/>
+        <w:t>Data Entry, Record Management, Technical Troubleshooting</w:t>
+      </w:r>
+    </w:p>
+    <w:p>
+      <w:pPr>
+        <w:tabs>
+          <w:tab w:val="left" w:pos="4680"/>
+        </w:tabs>
+        <w:spacing w:after="60"/>
+        <w:rPr>
+          <w:color w:val="auto"/>
+          <w:sz w:val="22"/>
+          <w:szCs w:val="22"/>
+        </w:rPr>
+      </w:pPr>
+    </w:p>
+    <w:p>
+      <w:pPr>
+        <w:pBdr>
+          <w:bottom w:val="single" w:sz="6" w:space="1" w:color="1A7A7A"/>
+        </w:pBdr>
+        <w:spacing w:before="240"/>
+        <w:rPr>
+          <w:color w:val="auto"/>
+          <w:sz w:val="24"/>
+          <w:szCs w:val="24"/>
+        </w:rPr>
+      </w:pPr>
+      <w:r>
+        <w:rPr>
+          <w:b/>
+          <w:bCs/>
+          <w:color w:val="auto"/>
+          <w:sz w:val="24"/>
+          <w:szCs w:val="24"/>
+        </w:rPr>
+        <w:lastRenderedPageBreak/>
+        <w:t>PROFESSIONAL DEVELOPMENT</w:t>
+      </w:r>
+    </w:p>
+    <w:p>
+      <w:pPr>
+        <w:spacing w:after="80"/>
+        <w:rPr>
+          <w:color w:val="auto"/>
+        </w:rPr>
+      </w:pPr>
     </w:p>
     <w:p>
       <w:pPr>
@@ -1096,47 +1860,28 @@
           <w:numId w:val="2"/>
         </w:numPr>
         <w:spacing w:after="60"/>
-      </w:pPr>
-      <w:r>
-        <w:t>Building '</w:t>
-      </w:r>
-      <w:proofErr w:type="spellStart"/>
-      <w:r>
-        <w:t>Augere</w:t>
-      </w:r>
-      <w:proofErr w:type="spellEnd"/>
-      <w:r>
-        <w:t xml:space="preserve"> </w:t>
-      </w:r>
-      <w:r>
-        <w:t>Rental App’</w:t>
-      </w:r>
-      <w:r>
-        <w:t xml:space="preserve"> — a Django-based rental property web application (personal project)</w:t>
-      </w:r>
-    </w:p>
-    <w:p>
-      <w:pPr>
-        <w:pBdr>
-          <w:bottom w:val="single" w:sz="6" w:space="1" w:color="1A7A7A"/>
-        </w:pBdr>
-        <w:spacing w:before="240"/>
-      </w:pPr>
-      <w:r>
-        <w:rPr>
-          <w:b/>
-          <w:bCs/>
-          <w:color w:val="1B3A6B"/>
-          <w:sz w:val="22"/>
-          <w:szCs w:val="22"/>
-        </w:rPr>
-        <w:t>KEY STRENGTHS FOR REMOTE &amp; FREELANCE WORK</w:t>
-      </w:r>
-    </w:p>
-    <w:p>
-      <w:pPr>
-        <w:spacing w:after="80"/>
-      </w:pPr>
+        <w:rPr>
+          <w:color w:val="auto"/>
+          <w:sz w:val="22"/>
+          <w:szCs w:val="22"/>
+        </w:rPr>
+      </w:pPr>
+      <w:r>
+        <w:rPr>
+          <w:color w:val="auto"/>
+          <w:sz w:val="22"/>
+          <w:szCs w:val="22"/>
+        </w:rPr>
+        <w:t>Full-Stack Web Development — HTML/CSS, Python/Django</w:t>
+      </w:r>
+      <w:r>
+        <w:rPr>
+          <w:color w:val="auto"/>
+          <w:sz w:val="22"/>
+          <w:szCs w:val="22"/>
+        </w:rPr>
+        <w:t>.</w:t>
+      </w:r>
     </w:p>
     <w:p>
       <w:pPr>
@@ -1146,9 +1891,43 @@
           <w:numId w:val="2"/>
         </w:numPr>
         <w:spacing w:after="60"/>
-      </w:pPr>
-      <w:r>
-        <w:t>Strong written communication — capable of producing polished, publication-ready reports without supervision.</w:t>
+        <w:rPr>
+          <w:color w:val="auto"/>
+          <w:sz w:val="22"/>
+          <w:szCs w:val="22"/>
+        </w:rPr>
+      </w:pPr>
+      <w:r>
+        <w:rPr>
+          <w:color w:val="auto"/>
+          <w:sz w:val="22"/>
+          <w:szCs w:val="22"/>
+        </w:rPr>
+        <w:t xml:space="preserve">DevOps </w:t>
+      </w:r>
+      <w:r>
+        <w:rPr>
+          <w:color w:val="auto"/>
+          <w:sz w:val="22"/>
+          <w:szCs w:val="22"/>
+        </w:rPr>
+        <w:t>&amp; Cloud Security</w:t>
+      </w:r>
+      <w:r>
+        <w:rPr>
+          <w:color w:val="auto"/>
+          <w:sz w:val="22"/>
+          <w:szCs w:val="22"/>
+        </w:rPr>
+        <w:t xml:space="preserve"> — </w:t>
+      </w:r>
+      <w:r>
+        <w:rPr>
+          <w:color w:val="auto"/>
+          <w:sz w:val="22"/>
+          <w:szCs w:val="22"/>
+        </w:rPr>
+        <w:t>Certificate of Completion</w:t>
       </w:r>
     </w:p>
     <w:p>
@@ -1159,10 +1938,77 @@
           <w:numId w:val="2"/>
         </w:numPr>
         <w:spacing w:after="60"/>
-      </w:pPr>
-      <w:r>
-        <w:t>High accuracy in data handling, report generation, and administrative tasks.</w:t>
-      </w:r>
+        <w:rPr>
+          <w:color w:val="auto"/>
+          <w:sz w:val="22"/>
+          <w:szCs w:val="22"/>
+        </w:rPr>
+      </w:pPr>
+      <w:proofErr w:type="spellStart"/>
+      <w:r>
+        <w:rPr>
+          <w:color w:val="auto"/>
+          <w:sz w:val="22"/>
+          <w:szCs w:val="22"/>
+        </w:rPr>
+        <w:t>Augere</w:t>
+      </w:r>
+      <w:proofErr w:type="spellEnd"/>
+      <w:r>
+        <w:rPr>
+          <w:color w:val="auto"/>
+          <w:sz w:val="22"/>
+          <w:szCs w:val="22"/>
+        </w:rPr>
+        <w:t xml:space="preserve"> </w:t>
+      </w:r>
+      <w:r>
+        <w:rPr>
+          <w:color w:val="auto"/>
+          <w:sz w:val="22"/>
+          <w:szCs w:val="22"/>
+        </w:rPr>
+        <w:t>Rental App’</w:t>
+      </w:r>
+      <w:r>
+        <w:rPr>
+          <w:color w:val="auto"/>
+          <w:sz w:val="22"/>
+          <w:szCs w:val="22"/>
+        </w:rPr>
+        <w:t xml:space="preserve"> — a Django-based rental property web application (personal project)</w:t>
+      </w:r>
+    </w:p>
+    <w:p>
+      <w:pPr>
+        <w:pBdr>
+          <w:bottom w:val="single" w:sz="6" w:space="1" w:color="1A7A7A"/>
+        </w:pBdr>
+        <w:spacing w:before="240"/>
+        <w:rPr>
+          <w:color w:val="auto"/>
+          <w:sz w:val="24"/>
+          <w:szCs w:val="24"/>
+        </w:rPr>
+      </w:pPr>
+      <w:r>
+        <w:rPr>
+          <w:b/>
+          <w:bCs/>
+          <w:color w:val="auto"/>
+          <w:sz w:val="24"/>
+          <w:szCs w:val="24"/>
+        </w:rPr>
+        <w:t>KEY STRENGTHS</w:t>
+      </w:r>
+    </w:p>
+    <w:p>
+      <w:pPr>
+        <w:spacing w:after="80"/>
+        <w:rPr>
+          <w:color w:val="auto"/>
+        </w:rPr>
+      </w:pPr>
     </w:p>
     <w:p>
       <w:pPr>
@@ -1172,9 +2018,19 @@
           <w:numId w:val="2"/>
         </w:numPr>
         <w:spacing w:after="60"/>
-      </w:pPr>
-      <w:r>
-        <w:t>Self-motivated with a structured approach to remote work, project tracking, and deadline management.</w:t>
+        <w:rPr>
+          <w:color w:val="auto"/>
+          <w:sz w:val="22"/>
+          <w:szCs w:val="22"/>
+        </w:rPr>
+      </w:pPr>
+      <w:r>
+        <w:rPr>
+          <w:color w:val="auto"/>
+          <w:sz w:val="22"/>
+          <w:szCs w:val="22"/>
+        </w:rPr>
+        <w:t>Strong written communication — capable of producing polished, publication-ready reports without supervision.</w:t>
       </w:r>
     </w:p>
     <w:p>
@@ -1185,9 +2041,19 @@
           <w:numId w:val="2"/>
         </w:numPr>
         <w:spacing w:after="60"/>
-      </w:pPr>
-      <w:r>
-        <w:t>Quick learner with proven ability to adopt new tools, platforms, and workflows.</w:t>
+        <w:rPr>
+          <w:color w:val="auto"/>
+          <w:sz w:val="22"/>
+          <w:szCs w:val="22"/>
+        </w:rPr>
+      </w:pPr>
+      <w:r>
+        <w:rPr>
+          <w:color w:val="auto"/>
+          <w:sz w:val="22"/>
+          <w:szCs w:val="22"/>
+        </w:rPr>
+        <w:t>High accuracy in data handling, report generation, and administrative tasks.</w:t>
       </w:r>
     </w:p>
     <w:p>
@@ -1198,9 +2064,42 @@
           <w:numId w:val="2"/>
         </w:numPr>
         <w:spacing w:after="60"/>
-      </w:pPr>
-      <w:r>
-        <w:t>Domain expertise in healthcare performance data, giving sector-specific analytical value.</w:t>
+        <w:rPr>
+          <w:color w:val="auto"/>
+          <w:sz w:val="22"/>
+          <w:szCs w:val="22"/>
+        </w:rPr>
+      </w:pPr>
+      <w:r>
+        <w:rPr>
+          <w:color w:val="auto"/>
+          <w:sz w:val="22"/>
+          <w:szCs w:val="22"/>
+        </w:rPr>
+        <w:t>Self-motivated with a structured approach to remote work, project tracking, and deadline management.</w:t>
+      </w:r>
+    </w:p>
+    <w:p>
+      <w:pPr>
+        <w:pStyle w:val="ListParagraph"/>
+        <w:numPr>
+          <w:ilvl w:val="0"/>
+          <w:numId w:val="2"/>
+        </w:numPr>
+        <w:spacing w:after="60"/>
+        <w:rPr>
+          <w:color w:val="auto"/>
+          <w:sz w:val="22"/>
+          <w:szCs w:val="22"/>
+        </w:rPr>
+      </w:pPr>
+      <w:r>
+        <w:rPr>
+          <w:color w:val="auto"/>
+          <w:sz w:val="22"/>
+          <w:szCs w:val="22"/>
+        </w:rPr>
+        <w:t>Quick learner with proven ability to adopt new tools, platforms, and workflows.</w:t>
       </w:r>
     </w:p>
     <w:sectPr>
@@ -1214,7 +2113,7 @@
 </file>
 
 <file path=word/numbering.xml><?xml version="1.0" encoding="utf-8"?>
-<w:numbering xmlns:wpc="http://schemas.microsoft.com/office/word/2010/wordprocessingCanvas" xmlns:cx="http://schemas.microsoft.com/office/drawing/2014/chartex" xmlns:cx1="http://schemas.microsoft.com/office/drawing/2015/9/8/chartex" xmlns:cx2="http://schemas.microsoft.com/office/drawing/2015/10/21/chartex" xmlns:cx3="http://schemas.microsoft.com/office/drawing/2016/5/9/chartex" xmlns:cx4="http://schemas.microsoft.com/office/drawing/2016/5/10/chartex" xmlns:cx5="http://schemas.microsoft.com/office/drawing/2016/5/11/chartex" xmlns:cx6="http://schemas.microsoft.com/office/drawing/2016/5/12/chartex" xmlns:cx7="http://schemas.microsoft.com/office/drawing/2016/5/13/chartex" xmlns:cx8="http://schemas.microsoft.com/office/drawing/2016/5/14/chartex" xmlns:mc="http://schemas.openxmlformats.org/markup-compatibility/2006" xmlns:aink="http://schemas.microsoft.com/office/drawing/2016/ink" xmlns:am3d="http://schemas.microsoft.com/office/drawing/2017/model3d" xmlns:o="urn:schemas-microsoft-com:office:office" xmlns:oel="http://schemas.microsoft.com/office/2019/extlst" xmlns:r="http://schemas.openxmlformats.org/officeDocument/2006/relationships" xmlns:m="http://schemas.openxmlformats.org/officeDocument/2006/math" xmlns:v="urn:schemas-microsoft-com:vml" xmlns:wp14="http://schemas.microsoft.com/office/word/2010/wordprocessingDrawing" xmlns:wp="http://schemas.openxmlformats.org/drawingml/2006/wordprocessingDrawing" xmlns:w10="urn:schemas-microsoft-com:office:word" xmlns:w="http://schemas.openxmlformats.org/wordprocessingml/2006/main" xmlns:w14="http://schemas.microsoft.com/office/word/2010/wordml" xmlns:w15="http://schemas.microsoft.com/office/word/2012/wordml" xmlns:w16cex="http://schemas.microsoft.com/office/word/2018/wordml/cex" xmlns:w16cid="http://schemas.microsoft.com/office/word/2016/wordml/cid" xmlns:w16="http://schemas.microsoft.com/office/word/2018/wordml" xmlns:w16du="http://schemas.microsoft.com/office/word/2023/wordml/word16du" xmlns:w16sdtdh="http://schemas.microsoft.com/office/word/2020/wordml/sdtdatahash" xmlns:w16se="http://schemas.microsoft.com/office/word/2015/wordml/symex" xmlns:wpg="http://schemas.microsoft.com/office/word/2010/wordprocessingGroup" xmlns:wpi="http://schemas.microsoft.com/office/word/2010/wordprocessingInk" xmlns:wne="http://schemas.microsoft.com/office/word/2006/wordml" xmlns:wps="http://schemas.microsoft.com/office/word/2010/wordprocessingShape" mc:Ignorable="w14 w15 w16se w16cid w16 w16cex w16sdtdh w16du wp14">
+<w:numbering xmlns:wpc="http://schemas.microsoft.com/office/word/2010/wordprocessingCanvas" xmlns:cx="http://schemas.microsoft.com/office/drawing/2014/chartex" xmlns:cx1="http://schemas.microsoft.com/office/drawing/2015/9/8/chartex" xmlns:cx2="http://schemas.microsoft.com/office/drawing/2015/10/21/chartex" xmlns:cx3="http://schemas.microsoft.com/office/drawing/2016/5/9/chartex" xmlns:cx4="http://schemas.microsoft.com/office/drawing/2016/5/10/chartex" xmlns:cx5="http://schemas.microsoft.com/office/drawing/2016/5/11/chartex" xmlns:cx6="http://schemas.microsoft.com/office/drawing/2016/5/12/chartex" xmlns:cx7="http://schemas.microsoft.com/office/drawing/2016/5/13/chartex" xmlns:cx8="http://schemas.microsoft.com/office/drawing/2016/5/14/chartex" xmlns:mc="http://schemas.openxmlformats.org/markup-compatibility/2006" xmlns:aink="http://schemas.microsoft.com/office/drawing/2016/ink" xmlns:am3d="http://schemas.microsoft.com/office/drawing/2017/model3d" xmlns:o="urn:schemas-microsoft-com:office:office" xmlns:oel="http://schemas.microsoft.com/office/2019/extlst" xmlns:r="http://schemas.openxmlformats.org/officeDocument/2006/relationships" xmlns:m="http://schemas.openxmlformats.org/officeDocument/2006/math" xmlns:v="urn:schemas-microsoft-com:vml" xmlns:wp14="http://schemas.microsoft.com/office/word/2010/wordprocessingDrawing" xmlns:wp="http://schemas.openxmlformats.org/drawingml/2006/wordprocessingDrawing" xmlns:w10="urn:schemas-microsoft-com:office:word" xmlns:w="http://schemas.openxmlformats.org/wordprocessingml/2006/main" xmlns:w14="http://schemas.microsoft.com/office/word/2010/wordml" xmlns:w15="http://schemas.microsoft.com/office/word/2012/wordml" xmlns:w16cex="http://schemas.microsoft.com/office/word/2018/wordml/cex" xmlns:w16cid="http://schemas.microsoft.com/office/word/2016/wordml/cid" xmlns:w16="http://schemas.microsoft.com/office/word/2018/wordml" xmlns:w16du="http://schemas.microsoft.com/office/word/2023/wordml/word16du" xmlns:w16sdtdh="http://schemas.microsoft.com/office/word/2020/wordml/sdtdatahash" xmlns:w16sdtfl="http://schemas.microsoft.com/office/word/2024/wordml/sdtformatlock" xmlns:w16se="http://schemas.microsoft.com/office/word/2015/wordml/symex" xmlns:wpg="http://schemas.microsoft.com/office/word/2010/wordprocessingGroup" xmlns:wpi="http://schemas.microsoft.com/office/word/2010/wordprocessingInk" xmlns:wne="http://schemas.microsoft.com/office/word/2006/wordml" xmlns:wps="http://schemas.microsoft.com/office/word/2010/wordprocessingShape" mc:Ignorable="w14 w15 w16se w16cid w16 w16cex w16sdtdh w16sdtfl w16du wp14">
   <w:abstractNum w:abstractNumId="0" w15:restartNumberingAfterBreak="0">
     <w:nsid w:val="5B785DCF"/>
     <w:multiLevelType w:val="hybridMultilevel"/>
@@ -1371,7 +2270,7 @@
 </file>
 
 <file path=word/styles.xml><?xml version="1.0" encoding="utf-8"?>
-<w:styles xmlns:mc="http://schemas.openxmlformats.org/markup-compatibility/2006" xmlns:r="http://schemas.openxmlformats.org/officeDocument/2006/relationships" xmlns:w="http://schemas.openxmlformats.org/wordprocessingml/2006/main" xmlns:w14="http://schemas.microsoft.com/office/word/2010/wordml" xmlns:w15="http://schemas.microsoft.com/office/word/2012/wordml" xmlns:w16cex="http://schemas.microsoft.com/office/word/2018/wordml/cex" xmlns:w16cid="http://schemas.microsoft.com/office/word/2016/wordml/cid" xmlns:w16="http://schemas.microsoft.com/office/word/2018/wordml" xmlns:w16du="http://schemas.microsoft.com/office/word/2023/wordml/word16du" xmlns:w16sdtdh="http://schemas.microsoft.com/office/word/2020/wordml/sdtdatahash" xmlns:w16se="http://schemas.microsoft.com/office/word/2015/wordml/symex" mc:Ignorable="w14 w15 w16se w16cid w16 w16cex w16sdtdh w16du">
+<w:styles xmlns:mc="http://schemas.openxmlformats.org/markup-compatibility/2006" xmlns:r="http://schemas.openxmlformats.org/officeDocument/2006/relationships" xmlns:w="http://schemas.openxmlformats.org/wordprocessingml/2006/main" xmlns:w14="http://schemas.microsoft.com/office/word/2010/wordml" xmlns:w15="http://schemas.microsoft.com/office/word/2012/wordml" xmlns:w16cex="http://schemas.microsoft.com/office/word/2018/wordml/cex" xmlns:w16cid="http://schemas.microsoft.com/office/word/2016/wordml/cid" xmlns:w16="http://schemas.microsoft.com/office/word/2018/wordml" xmlns:w16du="http://schemas.microsoft.com/office/word/2023/wordml/word16du" xmlns:w16sdtdh="http://schemas.microsoft.com/office/word/2020/wordml/sdtdatahash" xmlns:w16sdtfl="http://schemas.microsoft.com/office/word/2024/wordml/sdtformatlock" xmlns:w16se="http://schemas.microsoft.com/office/word/2015/wordml/symex" mc:Ignorable="w14 w15 w16se w16cid w16 w16cex w16sdtdh w16sdtfl w16du">
   <w:docDefaults>
     <w:rPrDefault>
       <w:rPr>
